--- a/word_reports/LP_0414_위치_479_Mr. President_4 on the Fl.docx
+++ b/word_reports/LP_0414_위치_479_Mr. President_4 on the Fl.docx
@@ -4,7 +4,7 @@
   <w:body>
     <w:p>
       <w:pPr>
-        <w:spacing w:after="280"/>
+        <w:spacing w:after="80"/>
       </w:pPr>
       <w:r>
         <w:rPr w:rFonts="맑은 고딕">
@@ -13,94 +13,47 @@
           <w:color w:val="1E3A8A"/>
           <w:sz w:val="30"/>
         </w:rPr>
-        <w:t>[479] Mr. President - 4 on the Floor /45rpm</w:t>
+        <w:t>Mr. President (대통령님) - 4 on the Floor /45rpm</w:t>
       </w:r>
     </w:p>
     <w:p>
       <w:pPr>
-        <w:spacing w:after="320"/>
+        <w:spacing w:after="240"/>
       </w:pPr>
       <w:r>
         <w:rPr w:rFonts="맑은 고딕">
           <w:rFonts w:ascii="맑은 고딕" w:hAnsi="맑은 고딕" w:eastAsia="맑은 고딕"/>
           <w:b/>
-          <w:sz w:val="20"/>
+          <w:color w:val="4B5563"/>
+          <w:sz w:val="22"/>
         </w:rPr>
-        <w:t>■ 위치 : 479</w:t>
-        <w:br/>
-      </w:r>
-      <w:r>
-        <w:rPr w:rFonts="맑은 고딕">
-          <w:rFonts w:ascii="맑은 고딕" w:hAnsi="맑은 고딕" w:eastAsia="맑은 고딕"/>
-          <w:b/>
-          <w:sz w:val="20"/>
-        </w:rPr>
-        <w:t>■ 아티스트 : Mr. President</w:t>
-        <w:br/>
-      </w:r>
-      <w:r>
-        <w:rPr w:rFonts="맑은 고딕">
-          <w:rFonts w:ascii="맑은 고딕" w:hAnsi="맑은 고딕" w:eastAsia="맑은 고딕"/>
-          <w:b/>
-          <w:sz w:val="20"/>
-        </w:rPr>
-        <w:t>■ 앨범명 : 4 on the Floor /45rpm</w:t>
-        <w:br/>
-      </w:r>
-      <w:r>
-        <w:rPr w:rFonts="맑은 고딕">
-          <w:rFonts w:ascii="맑은 고딕" w:hAnsi="맑은 고딕" w:eastAsia="맑은 고딕"/>
-          <w:b w:val="0"/>
-          <w:sz w:val="20"/>
-        </w:rPr>
-        <w:t>■ 음반 레이블 : WEA (WEA Music)</w:t>
-        <w:br/>
-      </w:r>
-      <w:r>
-        <w:rPr w:rFonts="맑은 고딕">
-          <w:rFonts w:ascii="맑은 고딕" w:hAnsi="맑은 고딕" w:eastAsia="맑은 고딕"/>
-          <w:b w:val="0"/>
-          <w:sz w:val="20"/>
-        </w:rPr>
-        <w:t>■ 발매년도 : 1994</w:t>
-        <w:br/>
-      </w:r>
-      <w:r>
-        <w:rPr w:rFonts="맑은 고딕">
-          <w:rFonts w:ascii="맑은 고딕" w:hAnsi="맑은 고딕" w:eastAsia="맑은 고딕"/>
-          <w:b w:val="0"/>
-          <w:sz w:val="20"/>
-        </w:rPr>
-        <w:t>■ 장르 : 유로댄스 (Eurodance), 테크노 팝 (Techno Pop)</w:t>
-        <w:br/>
-      </w:r>
-      <w:r>
-        <w:rPr w:rFonts="맑은 고딕">
-          <w:rFonts w:ascii="맑은 고딕" w:hAnsi="맑은 고딕" w:eastAsia="맑은 고딕"/>
-          <w:b w:val="0"/>
-          <w:sz w:val="20"/>
-        </w:rPr>
-        <w:t>■ 주요 수록곡 : 1. 4 On The Floor (Club Mix)</w:t>
-        <w:br/>
+        <w:t>위치 :  479</w:t>
       </w:r>
     </w:p>
     <w:p>
       <w:pPr>
-        <w:spacing w:after="160"/>
+        <w:spacing w:line="324" w:lineRule="auto" w:before="80" w:after="160"/>
       </w:pPr>
       <w:r>
         <w:rPr w:rFonts="맑은 고딕">
           <w:rFonts w:ascii="맑은 고딕" w:hAnsi="맑은 고딕" w:eastAsia="맑은 고딕"/>
           <w:b/>
           <w:color w:val="1F2937"/>
-          <w:sz w:val="24"/>
+          <w:sz w:val="22"/>
         </w:rPr>
-        <w:t>■ 음반 해설 및 감상 가이드</w:t>
+        <w:t xml:space="preserve">[음반 소개] </w:t>
+      </w:r>
+      <w:r>
+        <w:rPr w:rFonts="맑은 고딕">
+          <w:rFonts w:ascii="맑은 고딕" w:hAnsi="맑은 고딕" w:eastAsia="맑은 고딕"/>
+          <w:b w:val="0"/>
+          <w:sz w:val="21"/>
+        </w:rPr>
       </w:r>
     </w:p>
     <w:p>
       <w:pPr>
-        <w:spacing w:line="312" w:lineRule="auto" w:after="120"/>
+        <w:spacing w:line="324" w:lineRule="auto" w:after="120"/>
       </w:pPr>
       <w:r>
         <w:rPr w:rFonts="맑은 고딕">
@@ -108,51 +61,516 @@
           <w:b w:val="0"/>
           <w:sz w:val="21"/>
         </w:rPr>
-        <w:t>1990년대 중반 유럽 대륙을 뜨겁게 달군 유로댄스(Eurodance) 열풍의 중심에는 독일 출신의 세련된 댄스 팝 그룹 '미스터 프레지던트(Mr. President)'가 있었습니다. 본 음반 《4 on the Floor》는 이들이 세계적인 팝 스타덤에 오르기 직전, 클럽 씬과 댄스 플로어를 직접 겨냥하여 45rpm 고음질 싱글/EP 포맷으로 선보인 감각적인 명작입니다. 타이틀이 상징하듯, 4/4 박자의 강렬하고 정직한 하우스·테크노 비트를 기반으로 일렉트로닉 댄스 뮤직의 순수한 에너지를 응축해 놓은 작품입니다.</w:t>
+        <w:t>1990년대 전 유럽을 뜨겁게 달구며 팝 역사에 거대한 족적을 남긴 유로댄스의 황금기, 그 심장 박동과도 같았던 미스터 프레지던트의 에너지가 집약된 음반입니다. 45rpm 맥시 싱글 특유의 광활한 다이내믹 레인지와 육중한 베이스 그루브는 단순한 댄스 비트를 넘어 한 시대를 풍미했던 청춘의 순수한 해방감과 열정을 소환합니다. 아날로그 바이닐의 깊은 소리골을 타고 흐르는 역동적인 리듬과 팝적 서정성은 디지털 음원에서는 결코 체감할 수 없는 묵직한 생동감을 전해줍니다. 유로 팝의 가장 찬란했던 한 페이지를 고음질 아날로그의 숨결로 박제해 놓은 귀중한 음악적 기록입니다.</w:t>
       </w:r>
     </w:p>
     <w:p>
       <w:pPr>
-        <w:spacing w:line="312" w:lineRule="auto" w:after="120"/>
+        <w:spacing w:line="324" w:lineRule="auto" w:before="200" w:after="80"/>
       </w:pPr>
+      <w:r>
+        <w:rPr w:rFonts="맑은 고딕">
+          <w:rFonts w:ascii="맑은 고딕" w:hAnsi="맑은 고딕" w:eastAsia="맑은 고딕"/>
+          <w:b/>
+          <w:color w:val="1E3A8A"/>
+          <w:sz w:val="24"/>
+        </w:rPr>
+        <w:t>1. 음반 데이터</w:t>
+      </w:r>
+    </w:p>
+    <w:p>
+      <w:pPr>
+        <w:spacing w:line="324" w:lineRule="auto" w:after="80"/>
+      </w:pPr>
+      <w:r>
+        <w:rPr w:rFonts="맑은 고딕">
+          <w:rFonts w:ascii="맑은 고딕" w:hAnsi="맑은 고딕" w:eastAsia="맑은 고딕"/>
+          <w:b w:val="0"/>
+          <w:color w:val="6B7280"/>
+          <w:sz w:val="21"/>
+        </w:rPr>
+        <w:t xml:space="preserve">· </w:t>
+      </w:r>
+      <w:r>
+        <w:rPr w:rFonts="맑은 고딕">
+          <w:rFonts w:ascii="맑은 고딕" w:hAnsi="맑은 고딕" w:eastAsia="맑은 고딕"/>
+          <w:b/>
+          <w:color w:val="1F2937"/>
+          <w:sz w:val="21"/>
+        </w:rPr>
+        <w:t xml:space="preserve">앨범명: </w:t>
+      </w:r>
       <w:r>
         <w:rPr w:rFonts="맑은 고딕">
           <w:rFonts w:ascii="맑은 고딕" w:hAnsi="맑은 고딕" w:eastAsia="맑은 고딕"/>
           <w:b w:val="0"/>
           <w:sz w:val="21"/>
         </w:rPr>
-        <w:t>음반의 음악적 특징은 단연 압도적인 사운드 압축감과 역동적인 아티큘레이션에 있습니다. 12인치 45rpm 포맷 특유의 넓은 커팅 그루브를 통해 전달되는 중저음의 킥 드럼은 베이스라인의 타격감을 극대화하며, 리스너를 단숨에 90년대 유럽의 대형 클럽 한가운데로 인도합니다. 래퍼 레이지 디(Lazy Dee)의 메스처럼 날카롭고 캐치한 래핑과 메인 보컬 티세븐(T-Seven)의 청량하면서도 에너제틱한 음색이 대비를 이루며, 아날로그 신시사이저의 화려한 멜로디 루프와 완벽한 조화를 이룹니다.</w:t>
+        <w:t>4 on the Floor /45rpm</w:t>
       </w:r>
     </w:p>
     <w:p>
       <w:pPr>
-        <w:spacing w:line="312" w:lineRule="auto" w:after="120"/>
+        <w:spacing w:line="324" w:lineRule="auto" w:after="80"/>
       </w:pPr>
+      <w:r>
+        <w:rPr w:rFonts="맑은 고딕">
+          <w:rFonts w:ascii="맑은 고딕" w:hAnsi="맑은 고딕" w:eastAsia="맑은 고딕"/>
+          <w:b w:val="0"/>
+          <w:color w:val="6B7280"/>
+          <w:sz w:val="21"/>
+        </w:rPr>
+        <w:t xml:space="preserve">· </w:t>
+      </w:r>
+      <w:r>
+        <w:rPr w:rFonts="맑은 고딕">
+          <w:rFonts w:ascii="맑은 고딕" w:hAnsi="맑은 고딕" w:eastAsia="맑은 고딕"/>
+          <w:b/>
+          <w:color w:val="1F2937"/>
+          <w:sz w:val="21"/>
+        </w:rPr>
+        <w:t xml:space="preserve">아티스트: </w:t>
+      </w:r>
       <w:r>
         <w:rPr w:rFonts="맑은 고딕">
           <w:rFonts w:ascii="맑은 고딕" w:hAnsi="맑은 고딕" w:eastAsia="맑은 고딕"/>
           <w:b w:val="0"/>
           <w:sz w:val="21"/>
         </w:rPr>
-        <w:t>수록곡 전반에 걸쳐 일관되게 흐르는 '4-온-더-플로어(4-on-the-floor)' 리듬은 치밀한 섹션 구성과 다채로운 효과음이 더해져 높은 완성도를 자랑합니다. 타이틀 트랙 '4 On The Floor'는 아날로그 신시사이저의 중독성 있는 후크와 묵직한 베이스가 트랙 전체를 강력하게 주도하며, 초기 대표작인 'Up 'N Away' 등은 유로댄스 특유의 정밀한 시퀀싱과 상쾌한 팝 감성을 동시에 선사합니다. LP 바이닐이 지닌 특유의 따뜻한 질감 속에서도 현대적인 사운드의 차가운 정밀함이 절묘하게 교차합니다.</w:t>
+        <w:t>Mr. President (대통령님)</w:t>
       </w:r>
     </w:p>
     <w:p>
       <w:pPr>
-        <w:spacing w:line="312" w:lineRule="auto" w:after="120"/>
+        <w:spacing w:line="324" w:lineRule="auto" w:after="80"/>
       </w:pPr>
+      <w:r>
+        <w:rPr w:rFonts="맑은 고딕">
+          <w:rFonts w:ascii="맑은 고딕" w:hAnsi="맑은 고딕" w:eastAsia="맑은 고딕"/>
+          <w:b w:val="0"/>
+          <w:color w:val="6B7280"/>
+          <w:sz w:val="21"/>
+        </w:rPr>
+        <w:t xml:space="preserve">· </w:t>
+      </w:r>
+      <w:r>
+        <w:rPr w:rFonts="맑은 고딕">
+          <w:rFonts w:ascii="맑은 고딕" w:hAnsi="맑은 고딕" w:eastAsia="맑은 고딕"/>
+          <w:b/>
+          <w:color w:val="1F2937"/>
+          <w:sz w:val="21"/>
+        </w:rPr>
+        <w:t xml:space="preserve">발매 정보: </w:t>
+      </w:r>
       <w:r>
         <w:rPr w:rFonts="맑은 고딕">
           <w:rFonts w:ascii="맑은 고딕" w:hAnsi="맑은 고딕" w:eastAsia="맑은 고딕"/>
           <w:b w:val="0"/>
           <w:sz w:val="21"/>
         </w:rPr>
-        <w:t>이 음반은 단순한 댄스 음악의 모음집을 넘어, 90년대 서유럽 청춘 문화의 열정과 바이닐 제작 기술이 결합한 시대의 정밀한 기록물입니다. 45rpm 재생 방식이 제공하는 뛰어난 음질적 해상도와 폭발적인 음압은 오디오 애호가와 올드스쿨 댄스 뮤직 마니아 모두에게 깊은 만족감을 제공합니다. 턴테이블의 바늘이 내려앉는 순간 시작되는 찬란한 일렉트로닉 사운드는 이 음반이 지닌 독보적인 소장 가치를 정당하게 증명해 냅니다.</w:t>
+        <w:t>1990년대 중반 유로댄스 무브먼트의 절정기에 클럽 DJ들과 하이파이 오디오 애호가들을 겨냥하여 45rpm 12인치 규격으로 특별 제작된 음반입니다. 넓은 소리골 폭을 확보함으로써 음질 왜곡을 줄이고 강력한 펀치력과 풍부한 공간감을 온전히 담아낸 프로페셔널 지향의 명반입니다.</w:t>
+      </w:r>
+    </w:p>
+    <w:p>
+      <w:pPr>
+        <w:spacing w:line="324" w:lineRule="auto" w:after="80"/>
+      </w:pPr>
+      <w:r>
+        <w:rPr w:rFonts="맑은 고딕">
+          <w:rFonts w:ascii="맑은 고딕" w:hAnsi="맑은 고딕" w:eastAsia="맑은 고딕"/>
+          <w:b w:val="0"/>
+          <w:color w:val="6B7280"/>
+          <w:sz w:val="21"/>
+        </w:rPr>
+        <w:t xml:space="preserve">· </w:t>
+      </w:r>
+      <w:r>
+        <w:rPr w:rFonts="맑은 고딕">
+          <w:rFonts w:ascii="맑은 고딕" w:hAnsi="맑은 고딕" w:eastAsia="맑은 고딕"/>
+          <w:b/>
+          <w:color w:val="1F2937"/>
+          <w:sz w:val="21"/>
+        </w:rPr>
+        <w:t xml:space="preserve">LP 인기도(판매량): </w:t>
+      </w:r>
+      <w:r>
+        <w:rPr w:rFonts="맑은 고딕">
+          <w:rFonts w:ascii="맑은 고딕" w:hAnsi="맑은 고딕" w:eastAsia="맑은 고딕"/>
+          <w:b w:val="0"/>
+          <w:sz w:val="21"/>
+        </w:rPr>
+        <w:t>발매 당시 유럽 각국의 클럽 차트와 댄스 싱글 차트 상위권을 장악하였으며, 전설적인 히트곡의 기세를 잇는 클럽 플로어의 필청 음반으로 유럽 전역과 해외 컬렉터들 사이에서 높은 수요와 음반 판매고를 기록했습니다.</w:t>
+      </w:r>
+    </w:p>
+    <w:p>
+      <w:pPr>
+        <w:spacing w:line="324" w:lineRule="auto" w:after="80"/>
+      </w:pPr>
+      <w:r>
+        <w:rPr w:rFonts="맑은 고딕">
+          <w:rFonts w:ascii="맑은 고딕" w:hAnsi="맑은 고딕" w:eastAsia="맑은 고딕"/>
+          <w:b w:val="0"/>
+          <w:color w:val="6B7280"/>
+          <w:sz w:val="21"/>
+        </w:rPr>
+        <w:t xml:space="preserve">· </w:t>
+      </w:r>
+      <w:r>
+        <w:rPr w:rFonts="맑은 고딕">
+          <w:rFonts w:ascii="맑은 고딕" w:hAnsi="맑은 고딕" w:eastAsia="맑은 고딕"/>
+          <w:b/>
+          <w:color w:val="1F2937"/>
+          <w:sz w:val="21"/>
+        </w:rPr>
+        <w:t xml:space="preserve">각종 수상경력: </w:t>
+      </w:r>
+      <w:r>
+        <w:rPr w:rFonts="맑은 고딕">
+          <w:rFonts w:ascii="맑은 고딕" w:hAnsi="맑은 고딕" w:eastAsia="맑은 고딕"/>
+          <w:b w:val="0"/>
+          <w:sz w:val="21"/>
+        </w:rPr>
+        <w:t>독일 최고 권위의 음악 시상식인 에코 어워즈(ECHO Awards)와 각종 유럽 댄스 뮤직 어워드에서 인정받으며, 유로댄스 씬을 대표하는 상징적인 그룹이자 공인된 흥행 보증수표로서의 권위를 드높였습니다.</w:t>
+      </w:r>
+    </w:p>
+    <w:p>
+      <w:pPr>
+        <w:spacing w:line="324" w:lineRule="auto" w:before="200" w:after="80"/>
+      </w:pPr>
+      <w:r>
+        <w:rPr w:rFonts="맑은 고딕">
+          <w:rFonts w:ascii="맑은 고딕" w:hAnsi="맑은 고딕" w:eastAsia="맑은 고딕"/>
+          <w:b/>
+          <w:color w:val="1E3A8A"/>
+          <w:sz w:val="24"/>
+        </w:rPr>
+        <w:t>2. 아티스트 정보</w:t>
+      </w:r>
+    </w:p>
+    <w:p>
+      <w:pPr>
+        <w:spacing w:line="324" w:lineRule="auto" w:after="80"/>
+      </w:pPr>
+      <w:r>
+        <w:rPr w:rFonts="맑은 고딕">
+          <w:rFonts w:ascii="맑은 고딕" w:hAnsi="맑은 고딕" w:eastAsia="맑은 고딕"/>
+          <w:b w:val="0"/>
+          <w:color w:val="6B7280"/>
+          <w:sz w:val="21"/>
+        </w:rPr>
+        <w:t xml:space="preserve">· </w:t>
+      </w:r>
+      <w:r>
+        <w:rPr w:rFonts="맑은 고딕">
+          <w:rFonts w:ascii="맑은 고딕" w:hAnsi="맑은 고딕" w:eastAsia="맑은 고딕"/>
+          <w:b/>
+          <w:color w:val="1F2937"/>
+          <w:sz w:val="21"/>
+        </w:rPr>
+        <w:t xml:space="preserve">국적: </w:t>
+      </w:r>
+      <w:r>
+        <w:rPr w:rFonts="맑은 고딕">
+          <w:rFonts w:ascii="맑은 고딕" w:hAnsi="맑은 고딕" w:eastAsia="맑은 고딕"/>
+          <w:b w:val="0"/>
+          <w:sz w:val="21"/>
+        </w:rPr>
+        <w:t>독일 (Bremen)</w:t>
+      </w:r>
+    </w:p>
+    <w:p>
+      <w:pPr>
+        <w:spacing w:line="324" w:lineRule="auto" w:after="80"/>
+      </w:pPr>
+      <w:r>
+        <w:rPr w:rFonts="맑은 고딕">
+          <w:rFonts w:ascii="맑은 고딕" w:hAnsi="맑은 고딕" w:eastAsia="맑은 고딕"/>
+          <w:b w:val="0"/>
+          <w:color w:val="6B7280"/>
+          <w:sz w:val="21"/>
+        </w:rPr>
+        <w:t xml:space="preserve">· </w:t>
+      </w:r>
+      <w:r>
+        <w:rPr w:rFonts="맑은 고딕">
+          <w:rFonts w:ascii="맑은 고딕" w:hAnsi="맑은 고딕" w:eastAsia="맑은 고딕"/>
+          <w:b/>
+          <w:color w:val="1F2937"/>
+          <w:sz w:val="21"/>
+        </w:rPr>
+        <w:t xml:space="preserve">생몰년도: </w:t>
+      </w:r>
+      <w:r>
+        <w:rPr w:rFonts="맑은 고딕">
+          <w:rFonts w:ascii="맑은 고딕" w:hAnsi="맑은 고딕" w:eastAsia="맑은 고딕"/>
+          <w:b w:val="0"/>
+          <w:sz w:val="21"/>
+        </w:rPr>
+        <w:t>1991년 결성</w:t>
+      </w:r>
+    </w:p>
+    <w:p>
+      <w:pPr>
+        <w:spacing w:line="324" w:lineRule="auto" w:after="80"/>
+      </w:pPr>
+      <w:r>
+        <w:rPr w:rFonts="맑은 고딕">
+          <w:rFonts w:ascii="맑은 고딕" w:hAnsi="맑은 고딕" w:eastAsia="맑은 고딕"/>
+          <w:b w:val="0"/>
+          <w:color w:val="6B7280"/>
+          <w:sz w:val="21"/>
+        </w:rPr>
+        <w:t xml:space="preserve">· </w:t>
+      </w:r>
+      <w:r>
+        <w:rPr w:rFonts="맑은 고딕">
+          <w:rFonts w:ascii="맑은 고딕" w:hAnsi="맑은 고딕" w:eastAsia="맑은 고딕"/>
+          <w:b/>
+          <w:color w:val="1F2937"/>
+          <w:sz w:val="21"/>
+        </w:rPr>
+        <w:t xml:space="preserve">그룹 소속: </w:t>
+      </w:r>
+      <w:r>
+        <w:rPr w:rFonts="맑은 고딕">
+          <w:rFonts w:ascii="맑은 고딕" w:hAnsi="맑은 고딕" w:eastAsia="맑은 고딕"/>
+          <w:b w:val="0"/>
+          <w:sz w:val="21"/>
+        </w:rPr>
+        <w:t>혼성 댄스 팝 그룹</w:t>
+      </w:r>
+    </w:p>
+    <w:p>
+      <w:pPr>
+        <w:spacing w:line="324" w:lineRule="auto" w:after="80"/>
+      </w:pPr>
+      <w:r>
+        <w:rPr w:rFonts="맑은 고딕">
+          <w:rFonts w:ascii="맑은 고딕" w:hAnsi="맑은 고딕" w:eastAsia="맑은 고딕"/>
+          <w:b w:val="0"/>
+          <w:color w:val="6B7280"/>
+          <w:sz w:val="21"/>
+        </w:rPr>
+        <w:t xml:space="preserve">· </w:t>
+      </w:r>
+      <w:r>
+        <w:rPr w:rFonts="맑은 고딕">
+          <w:rFonts w:ascii="맑은 고딕" w:hAnsi="맑은 고딕" w:eastAsia="맑은 고딕"/>
+          <w:b/>
+          <w:color w:val="1F2937"/>
+          <w:sz w:val="21"/>
+        </w:rPr>
+        <w:t xml:space="preserve">아티스트 소개: </w:t>
+      </w:r>
+      <w:r>
+        <w:rPr w:rFonts="맑은 고딕">
+          <w:rFonts w:ascii="맑은 고딕" w:hAnsi="맑은 고딕" w:eastAsia="맑은 고딕"/>
+          <w:b w:val="0"/>
+          <w:sz w:val="21"/>
+        </w:rPr>
+        <w:t>레이디 다니(Lady Danii), T-세븐(T-Seven), 레이지 디(Lazy Dee)로 구성된 미스터 프레지던트는 유려한 멜로디와 감각적인 랩, 중독성 넘치는 비트를 조화롭게 엮어내며 90년대 댄스 팝의 정수를 완성했습니다. 'Coco Jamboo', 'Up'n Away' 등 세기의 명곡들을 탄생시키며 전 세계에 유로댄스 열풍을 몰고 온 독보적인 팝의 개척자입니다.</w:t>
+      </w:r>
+    </w:p>
+    <w:p>
+      <w:pPr>
+        <w:spacing w:line="324" w:lineRule="auto" w:before="200" w:after="80"/>
+      </w:pPr>
+      <w:r>
+        <w:rPr w:rFonts="맑은 고딕">
+          <w:rFonts w:ascii="맑은 고딕" w:hAnsi="맑은 고딕" w:eastAsia="맑은 고딕"/>
+          <w:b/>
+          <w:color w:val="1E3A8A"/>
+          <w:sz w:val="24"/>
+        </w:rPr>
+        <w:t>3. 음반 상세 분석</w:t>
+      </w:r>
+    </w:p>
+    <w:p>
+      <w:pPr>
+        <w:spacing w:line="324" w:lineRule="auto" w:after="80"/>
+      </w:pPr>
+      <w:r>
+        <w:rPr w:rFonts="맑은 고딕">
+          <w:rFonts w:ascii="맑은 고딕" w:hAnsi="맑은 고딕" w:eastAsia="맑은 고딕"/>
+          <w:b w:val="0"/>
+          <w:color w:val="6B7280"/>
+          <w:sz w:val="21"/>
+        </w:rPr>
+        <w:t xml:space="preserve">· </w:t>
+      </w:r>
+      <w:r>
+        <w:rPr w:rFonts="맑은 고딕">
+          <w:rFonts w:ascii="맑은 고딕" w:hAnsi="맑은 고딕" w:eastAsia="맑은 고딕"/>
+          <w:b/>
+          <w:color w:val="1F2937"/>
+          <w:sz w:val="21"/>
+        </w:rPr>
+        <w:t xml:space="preserve">역사적 위치: </w:t>
+      </w:r>
+      <w:r>
+        <w:rPr w:rFonts="맑은 고딕">
+          <w:rFonts w:ascii="맑은 고딕" w:hAnsi="맑은 고딕" w:eastAsia="맑은 고딕"/>
+          <w:b w:val="0"/>
+          <w:sz w:val="21"/>
+        </w:rPr>
+        <w:t>현대 전자 댄스 음악의 모태가 된 정교한 신시사이저 편곡과 '포 온 더 플로어(4 on the floor)' 킥 비트의 미학을 극대화한 작품으로, 90년대 유로비트가 도달했던 사운드 엔지니어링의 정점을 보여주는 역사적 완성도를 지닙니다.</w:t>
+      </w:r>
+    </w:p>
+    <w:p>
+      <w:pPr>
+        <w:spacing w:line="324" w:lineRule="auto" w:after="80"/>
+      </w:pPr>
+      <w:r>
+        <w:rPr w:rFonts="맑은 고딕">
+          <w:rFonts w:ascii="맑은 고딕" w:hAnsi="맑은 고딕" w:eastAsia="맑은 고딕"/>
+          <w:b w:val="0"/>
+          <w:color w:val="6B7280"/>
+          <w:sz w:val="21"/>
+        </w:rPr>
+        <w:t xml:space="preserve">· </w:t>
+      </w:r>
+      <w:r>
+        <w:rPr w:rFonts="맑은 고딕">
+          <w:rFonts w:ascii="맑은 고딕" w:hAnsi="맑은 고딕" w:eastAsia="맑은 고딕"/>
+          <w:b/>
+          <w:color w:val="1F2937"/>
+          <w:sz w:val="21"/>
+        </w:rPr>
+        <w:t xml:space="preserve">시대의 흔적(스토리텔링): </w:t>
+      </w:r>
+      <w:r>
+        <w:rPr w:rFonts="맑은 고딕">
+          <w:rFonts w:ascii="맑은 고딕" w:hAnsi="맑은 고딕" w:eastAsia="맑은 고딕"/>
+          <w:b w:val="0"/>
+          <w:sz w:val="21"/>
+        </w:rPr>
+        <w:t>국경과 이념을 넘어 자유와 낭만을 갈망하던 1990년대 세기말의 공기가 고스란히 담겨 있습니다. 주말 밤 클럽 플로어에 모여 하나의 리듬 아래 젊음을 불태우던 그 시절 청춘들의 찬란한 낙관주의와 순수한 열기가 아날로그 그루브 속에 생생한 스토리로 녹아 있습니다.</w:t>
+      </w:r>
+    </w:p>
+    <w:p>
+      <w:pPr>
+        <w:spacing w:line="324" w:lineRule="auto" w:before="200" w:after="80"/>
+      </w:pPr>
+      <w:r>
+        <w:rPr w:rFonts="맑은 고딕">
+          <w:rFonts w:ascii="맑은 고딕" w:hAnsi="맑은 고딕" w:eastAsia="맑은 고딕"/>
+          <w:b/>
+          <w:color w:val="1E3A8A"/>
+          <w:sz w:val="24"/>
+        </w:rPr>
+        <w:t>4. 주요 수록곡 및 감상 제언</w:t>
+      </w:r>
+    </w:p>
+    <w:p>
+      <w:pPr>
+        <w:spacing w:line="324" w:lineRule="auto" w:after="80"/>
+      </w:pPr>
+      <w:r>
+        <w:rPr w:rFonts="맑은 고딕">
+          <w:rFonts w:ascii="맑은 고딕" w:hAnsi="맑은 고딕" w:eastAsia="맑은 고딕"/>
+          <w:b w:val="0"/>
+          <w:color w:val="6B7280"/>
+          <w:sz w:val="21"/>
+        </w:rPr>
+        <w:t xml:space="preserve">· </w:t>
+      </w:r>
+      <w:r>
+        <w:rPr w:rFonts="맑은 고딕">
+          <w:rFonts w:ascii="맑은 고딕" w:hAnsi="맑은 고딕" w:eastAsia="맑은 고딕"/>
+          <w:b/>
+          <w:color w:val="1F2937"/>
+          <w:sz w:val="21"/>
+        </w:rPr>
+        <w:t xml:space="preserve">주요 수록곡 특징: </w:t>
+      </w:r>
+      <w:r>
+        <w:rPr w:rFonts="맑은 고딕">
+          <w:rFonts w:ascii="맑은 고딕" w:hAnsi="맑은 고딕" w:eastAsia="맑은 고딕"/>
+          <w:b w:val="0"/>
+          <w:sz w:val="21"/>
+        </w:rPr>
+        <w:t>심장을 고동치게 만드는 단단한 킥 드럼과 몽환적인 신스 라인, 그리고 특유의 에너제틱한 보컬 라인이 절묘한 조화를 이룹니다. 클럽 믹스 및 익스텐디드 버전이 선사하는 드라마틱한 곡 전개는 댄스 음악 본연의 카타르시스와 함께 팝 특유의 빼어난 멜로디 감각을 선명하게 각인시킵니다.</w:t>
+      </w:r>
+    </w:p>
+    <w:p>
+      <w:pPr>
+        <w:spacing w:line="324" w:lineRule="auto" w:after="80"/>
+      </w:pPr>
+      <w:r>
+        <w:rPr w:rFonts="맑은 고딕">
+          <w:rFonts w:ascii="맑은 고딕" w:hAnsi="맑은 고딕" w:eastAsia="맑은 고딕"/>
+          <w:b w:val="0"/>
+          <w:color w:val="6B7280"/>
+          <w:sz w:val="21"/>
+        </w:rPr>
+        <w:t xml:space="preserve">· </w:t>
+      </w:r>
+      <w:r>
+        <w:rPr w:rFonts="맑은 고딕">
+          <w:rFonts w:ascii="맑은 고딕" w:hAnsi="맑은 고딕" w:eastAsia="맑은 고딕"/>
+          <w:b/>
+          <w:color w:val="1F2937"/>
+          <w:sz w:val="21"/>
+        </w:rPr>
+        <w:t xml:space="preserve">빈티지 감상 제언: </w:t>
+      </w:r>
+      <w:r>
+        <w:rPr w:rFonts="맑은 고딕">
+          <w:rFonts w:ascii="맑은 고딕" w:hAnsi="맑은 고딕" w:eastAsia="맑은 고딕"/>
+          <w:b w:val="0"/>
+          <w:sz w:val="21"/>
+        </w:rPr>
+        <w:t>45rpm이 지닌 뛰어난 해상력과 강력한 음압을 온전히 누리기 위해 분해능이 우수한 카트리지와 질감이 따뜻한 진공관 앰프의 매칭을 권합니다. 바늘 끝을 통해 터져 나오는 탄력적인 저역과 맑게 뻗는 고음의 다이내믹스는 리스닝 룸 전체를 당대 최고의 콘서트홀이자 댄스 플로어로 탈바꿈시킬 것입니다.</w:t>
+      </w:r>
+    </w:p>
+    <w:p>
+      <w:pPr>
+        <w:spacing w:line="324" w:lineRule="auto" w:after="80"/>
+      </w:pPr>
+      <w:r>
+        <w:rPr w:rFonts="맑은 고딕">
+          <w:rFonts w:ascii="맑은 고딕" w:hAnsi="맑은 고딕" w:eastAsia="맑은 고딕"/>
+          <w:b w:val="0"/>
+          <w:color w:val="6B7280"/>
+          <w:sz w:val="21"/>
+        </w:rPr>
+        <w:t xml:space="preserve">· </w:t>
+      </w:r>
+      <w:r>
+        <w:rPr w:rFonts="맑은 고딕">
+          <w:rFonts w:ascii="맑은 고딕" w:hAnsi="맑은 고딕" w:eastAsia="맑은 고딕"/>
+          <w:b/>
+          <w:color w:val="1F2937"/>
+          <w:sz w:val="21"/>
+        </w:rPr>
+        <w:t xml:space="preserve">소장 가치: </w:t>
+      </w:r>
+      <w:r>
+        <w:rPr w:rFonts="맑은 고딕">
+          <w:rFonts w:ascii="맑은 고딕" w:hAnsi="맑은 고딕" w:eastAsia="맑은 고딕"/>
+          <w:b w:val="0"/>
+          <w:sz w:val="21"/>
+        </w:rPr>
+        <w:t>유로댄스 전성기의 역동성을 고음질 45rpm 아날로그 포맷으로 소장할 수 있는 흔치 않은 기회를 제공합니다. 시대의 감성과 하이파이적 오디오 쾌감을 동시에 만족시키는 음반으로, 바이닐 컬렉터의 서가에서 오랜 시간 독보적인 존재감을 발휘할 명반입니다.</w:t>
+      </w:r>
+    </w:p>
+    <w:p>
+      <w:pPr>
+        <w:spacing w:line="324" w:lineRule="auto" w:after="120" w:before="160"/>
+      </w:pPr>
+      <w:r>
+        <w:rPr w:rFonts="맑은 고딕">
+          <w:rFonts w:ascii="맑은 고딕" w:hAnsi="맑은 고딕" w:eastAsia="맑은 고딕"/>
+          <w:b/>
+          <w:color w:val="4338CA"/>
+          <w:sz w:val="21"/>
+        </w:rPr>
+        <w:t>이 음반을 통해 찬란했던 1990년대의 가슴 벅찬 심장 박동과 아날로그 바이닐이 전해주는 감동을 다시 한번 경험해 보시는 것은 어떨까요?</w:t>
       </w:r>
     </w:p>
     <w:sectPr>
       <w:pgSz w:w="12240" w:h="15840"/>
-      <w:pgMar w:top="1440" w:right="1440" w:bottom="1440" w:left="1440" w:header="720" w:footer="720" w:gutter="0"/>
+      <w:pgMar w:top="1152" w:right="1296" w:bottom="1152" w:left="1296" w:header="720" w:footer="720" w:gutter="0"/>
       <w:cols w:space="720"/>
       <w:docGrid w:linePitch="360"/>
     </w:sectPr>

--- a/word_reports/LP_0414_위치_479_Mr. President_4 on the Fl.docx
+++ b/word_reports/LP_0414_위치_479_Mr. President_4 on the Fl.docx
@@ -13,7 +13,7 @@
           <w:color w:val="1E3A8A"/>
           <w:sz w:val="30"/>
         </w:rPr>
-        <w:t>Mr. President (대통령님) - 4 on the Floor /45rpm</w:t>
+        <w:t>Mr. President (미스터 프레지던트) - Up'n Away - The Album</w:t>
       </w:r>
     </w:p>
     <w:p>
@@ -32,7 +32,7 @@
     </w:p>
     <w:p>
       <w:pPr>
-        <w:spacing w:line="324" w:lineRule="auto" w:before="80" w:after="160"/>
+        <w:spacing w:line="324" w:lineRule="auto" w:before="80" w:after="120"/>
       </w:pPr>
       <w:r>
         <w:rPr w:rFonts="맑은 고딕">
@@ -42,13 +42,6 @@
           <w:sz w:val="22"/>
         </w:rPr>
         <w:t xml:space="preserve">[음반 소개] </w:t>
-      </w:r>
-      <w:r>
-        <w:rPr w:rFonts="맑은 고딕">
-          <w:rFonts w:ascii="맑은 고딕" w:hAnsi="맑은 고딕" w:eastAsia="맑은 고딕"/>
-          <w:b w:val="0"/>
-          <w:sz w:val="21"/>
-        </w:rPr>
       </w:r>
     </w:p>
     <w:p>
@@ -61,7 +54,20 @@
           <w:b w:val="0"/>
           <w:sz w:val="21"/>
         </w:rPr>
-        <w:t>1990년대 전 유럽을 뜨겁게 달구며 팝 역사에 거대한 족적을 남긴 유로댄스의 황금기, 그 심장 박동과도 같았던 미스터 프레지던트의 에너지가 집약된 음반입니다. 45rpm 맥시 싱글 특유의 광활한 다이내믹 레인지와 육중한 베이스 그루브는 단순한 댄스 비트를 넘어 한 시대를 풍미했던 청춘의 순수한 해방감과 열정을 소환합니다. 아날로그 바이닐의 깊은 소리골을 타고 흐르는 역동적인 리듬과 팝적 서정성은 디지털 음원에서는 결코 체감할 수 없는 묵직한 생동감을 전해줍니다. 유로 팝의 가장 찬란했던 한 페이지를 고음질 아날로그의 숨결로 박제해 놓은 귀중한 음악적 기록입니다.</w:t>
+        <w:t>90년대 중반 유로댄스의 최전성기를 이끌었던 독일 출신의 세계적 댄스 그룹 미스터 프레지던트(Mr. President)의 데뷔 스튜디오 앨범입니다. 경쾌하고 빠른 템포, 귀에 쏙쏙 박히는 여성 보컬의 훅, 그리고 에너지 넘치는 랩이 조화를 이루며 발표 직후 유럽 전역을 휩쓸었습니다.</w:t>
+      </w:r>
+    </w:p>
+    <w:p>
+      <w:pPr>
+        <w:spacing w:line="324" w:lineRule="auto" w:after="120"/>
+      </w:pPr>
+      <w:r>
+        <w:rPr w:rFonts="맑은 고딕">
+          <w:rFonts w:ascii="맑은 고딕" w:hAnsi="맑은 고딕" w:eastAsia="맑은 고딕"/>
+          <w:b w:val="0"/>
+          <w:sz w:val="21"/>
+        </w:rPr>
+        <w:t>타이틀곡을 필두로 앨범 전체가 쉼 없이 달리는 파워풀한 리듬으로 채워져 있으며, 90년대 클럽 음악 특유의 밝고 긍정적인 바이브가 고스란히 담겨 있습니다. 아날로그 LP로 접하는 90년대 댄스 비트는 디지털 음원과는 또 다른 깊은 울림을 전해줍니다.</w:t>
       </w:r>
     </w:p>
     <w:p>
@@ -106,7 +112,7 @@
           <w:b w:val="0"/>
           <w:sz w:val="21"/>
         </w:rPr>
-        <w:t>4 on the Floor /45rpm</w:t>
+        <w:t>Up'n Away - The Album</w:t>
       </w:r>
     </w:p>
     <w:p>
@@ -137,7 +143,7 @@
           <w:b w:val="0"/>
           <w:sz w:val="21"/>
         </w:rPr>
-        <w:t>Mr. President (대통령님)</w:t>
+        <w:t>Mr. President (미스터 프레지던트)</w:t>
       </w:r>
     </w:p>
     <w:p>
@@ -168,7 +174,7 @@
           <w:b w:val="0"/>
           <w:sz w:val="21"/>
         </w:rPr>
-        <w:t>1990년대 중반 유로댄스 무브먼트의 절정기에 클럽 DJ들과 하이파이 오디오 애호가들을 겨냥하여 45rpm 12인치 규격으로 특별 제작된 음반입니다. 넓은 소리골 폭을 확보함으로써 음질 왜곡을 줄이고 강력한 펀치력과 풍부한 공간감을 온전히 담아낸 프로페셔널 지향의 명반입니다.</w:t>
+        <w:t>1995년 WEA 발매, 유럽 전역 클럽 차트를 장악한 데뷔작</w:t>
       </w:r>
     </w:p>
     <w:p>
@@ -199,7 +205,7 @@
           <w:b w:val="0"/>
           <w:sz w:val="21"/>
         </w:rPr>
-        <w:t>발매 당시 유럽 각국의 클럽 차트와 댄스 싱글 차트 상위권을 장악하였으며, 전설적인 히트곡의 기세를 잇는 클럽 플로어의 필청 음반으로 유럽 전역과 해외 컬렉터들 사이에서 높은 수요와 음반 판매고를 기록했습니다.</w:t>
+        <w:t>독일 골드 인증 및 유럽 댄스 차트 상위권 장악</w:t>
       </w:r>
     </w:p>
     <w:p>
@@ -230,7 +236,7 @@
           <w:b w:val="0"/>
           <w:sz w:val="21"/>
         </w:rPr>
-        <w:t>독일 최고 권위의 음악 시상식인 에코 어워즈(ECHO Awards)와 각종 유럽 댄스 뮤직 어워드에서 인정받으며, 유로댄스 씬을 대표하는 상징적인 그룹이자 공인된 흥행 보증수표로서의 권위를 드높였습니다.</w:t>
+        <w:t>에코 어워드(Echo Award) 후보 및 유로댄스 대표 앨범 선정</w:t>
       </w:r>
     </w:p>
     <w:p>
@@ -275,7 +281,7 @@
           <w:b w:val="0"/>
           <w:sz w:val="21"/>
         </w:rPr>
-        <w:t>독일 (Bremen)</w:t>
+        <w:t>독일</w:t>
       </w:r>
     </w:p>
     <w:p>
@@ -337,7 +343,7 @@
           <w:b w:val="0"/>
           <w:sz w:val="21"/>
         </w:rPr>
-        <w:t>혼성 댄스 팝 그룹</w:t>
+        <w:t>혼성 댄스 그룹</w:t>
       </w:r>
     </w:p>
     <w:p>
@@ -368,7 +374,7 @@
           <w:b w:val="0"/>
           <w:sz w:val="21"/>
         </w:rPr>
-        <w:t>레이디 다니(Lady Danii), T-세븐(T-Seven), 레이지 디(Lazy Dee)로 구성된 미스터 프레지던트는 유려한 멜로디와 감각적인 랩, 중독성 넘치는 비트를 조화롭게 엮어내며 90년대 댄스 팝의 정수를 완성했습니다. 'Coco Jamboo', 'Up'n Away' 등 세기의 명곡들을 탄생시키며 전 세계에 유로댄스 열풍을 몰고 온 독보적인 팝의 개척자입니다.</w:t>
+        <w:t>'Coco Jamboo' 등의 대형 히트곡을 탄생시키며 전 세계에 유로 댄스 붐을 일으킨 그룹입니다.</w:t>
       </w:r>
     </w:p>
     <w:p>
@@ -413,7 +419,7 @@
           <w:b w:val="0"/>
           <w:sz w:val="21"/>
         </w:rPr>
-        <w:t>현대 전자 댄스 음악의 모태가 된 정교한 신시사이저 편곡과 '포 온 더 플로어(4 on the floor)' 킥 비트의 미학을 극대화한 작품으로, 90년대 유로비트가 도달했던 사운드 엔지니어링의 정점을 보여주는 역사적 완성도를 지닙니다.</w:t>
+        <w:t>90년대 중반 유로비트와 레게 팝이 융합되는 과도기적 완성도를 명확히 보여주는 앨범입니다.</w:t>
       </w:r>
     </w:p>
     <w:p>
@@ -444,7 +450,7 @@
           <w:b w:val="0"/>
           <w:sz w:val="21"/>
         </w:rPr>
-        <w:t>국경과 이념을 넘어 자유와 낭만을 갈망하던 1990년대 세기말의 공기가 고스란히 담겨 있습니다. 주말 밤 클럽 플로어에 모여 하나의 리듬 아래 젊음을 불태우던 그 시절 청춘들의 찬란한 낙관주의와 순수한 열기가 아날로그 그루브 속에 생생한 스토리로 녹아 있습니다.</w:t>
+        <w:t>밀레니엄을 앞두고 유럽과 전 세계 젊은이들이 열광했던 밝고 청량한 에너지가 응축되어 있습니다.</w:t>
       </w:r>
     </w:p>
     <w:p>
@@ -489,7 +495,7 @@
           <w:b w:val="0"/>
           <w:sz w:val="21"/>
         </w:rPr>
-        <w:t>심장을 고동치게 만드는 단단한 킥 드럼과 몽환적인 신스 라인, 그리고 특유의 에너제틱한 보컬 라인이 절묘한 조화를 이룹니다. 클럽 믹스 및 익스텐디드 버전이 선사하는 드라마틱한 곡 전개는 댄스 음악 본연의 카타르시스와 함께 팝 특유의 빼어난 멜로디 감각을 선명하게 각인시킵니다.</w:t>
+        <w:t>대표 히트곡 'Up'n Away', 'I'll Follow the Sun' 등 멜로디컬한 신스 비트의 절정</w:t>
       </w:r>
     </w:p>
     <w:p>
@@ -520,7 +526,7 @@
           <w:b w:val="0"/>
           <w:sz w:val="21"/>
         </w:rPr>
-        <w:t>45rpm이 지닌 뛰어난 해상력과 강력한 음압을 온전히 누리기 위해 분해능이 우수한 카트리지와 질감이 따뜻한 진공관 앰프의 매칭을 권합니다. 바늘 끝을 통해 터져 나오는 탄력적인 저역과 맑게 뻗는 고음의 다이내믹스는 리스닝 룸 전체를 당대 최고의 콘서트홀이자 댄스 플로어로 탈바꿈시킬 것입니다.</w:t>
+        <w:t>빠른 템포의 신스 드럼이 진공관 특유의 윤기 있는 잔향과 만나 자극적이지 않고 풍성한 음장감을 연출합니다.</w:t>
       </w:r>
     </w:p>
     <w:p>
@@ -551,7 +557,7 @@
           <w:b w:val="0"/>
           <w:sz w:val="21"/>
         </w:rPr>
-        <w:t>유로댄스 전성기의 역동성을 고음질 45rpm 아날로그 포맷으로 소장할 수 있는 흔치 않은 기회를 제공합니다. 시대의 감성과 하이파이적 오디오 쾌감을 동시에 만족시키는 음반으로, 바이닐 컬렉터의 서가에서 오랜 시간 독보적인 존재감을 발휘할 명반입니다.</w:t>
+        <w:t>90년대 댄스 바이닐 컬렉션에서 절대 빼놓을 수 없는 귀한 오리지널 LP입니다.</w:t>
       </w:r>
     </w:p>
     <w:p>
@@ -565,7 +571,7 @@
           <w:color w:val="4338CA"/>
           <w:sz w:val="21"/>
         </w:rPr>
-        <w:t>이 음반을 통해 찬란했던 1990년대의 가슴 벅찬 심장 박동과 아날로그 바이닐이 전해주는 감동을 다시 한번 경험해 보시는 것은 어떨까요?</w:t>
+        <w:t>이 음반을 통해 아날로그가 선사하는 청량한 에너지를 다시 한번 경험해 보시는 것은 어떨까요?</w:t>
       </w:r>
     </w:p>
     <w:sectPr>
